--- a/companies/calderwood-partners/People/2011.11.04 - Onboarding - John Vasquez (copy).docx
+++ b/companies/calderwood-partners/People/2011.11.04 - Onboarding - John Vasquez (copy).docx
@@ -7,32 +7,27 @@
         <w:pStyle w:val="Heading1"/>
       </w:pPr>
       <w:r>
-        <w:t>New research associate: John Vasquez</w:t>
+        <w:t>New to the Firm: John Vasquez</w:t>
       </w:r>
     </w:p>
     <w:p>
       <w:r>
-        <w:t>John Vasquez starts with us this week as a Research Associate in the Advisory practice. His ground is industry and market background: the context an engagement sits inside, and the reason behind a figure that the bare number never explains on its own. That is useful work when it is done with judgment, and his has been. His notes tend to run a little longer than the desk average, and we are content with that where the extra length carries something a team would otherwise have missed.</w:t>
+        <w:t>This record marks the arrival of John Vasquez, who joins the Advisory practice this month as a Research Associate, and it is set down by Julie Ramsey so that the file reflects where he sits and what is expected of him at the start. His work is data: the pulls and the first cut of analysis that turn a raw client extract into something a consultant can actually reason with, and the value of it lies as much in the discipline of the method as in the answer it produces, because an analysis that cannot be traced back to its inputs is one the firm cannot stand behind when a client presses on it.</w:t>
       </w:r>
     </w:p>
     <w:p>
       <w:r>
-        <w:t>John Vasquez reports to Jason Torres, Principal. Jason will place him on live requests across the practice as they come up, so for the first stretch he should expect to be shared over several files at once rather than dedicated to one team. Where those calls on his time collide, Jason sorts the order. If John finds that the combined load has genuinely become too much to do well, he should say so early, while there is still room to rebalance it.</w:t>
+        <w:t>What I most want from the position, and what he appears already to practice, is that the steps be documented as they are taken, so that any number he produces can be reproduced by the next person in the chain without his standing over their shoulder to explain it. When the data is incomplete, the firm's preference is that the gap be flagged plainly and early; a stated gap is a problem the team can plan around, while a quietly filled one is a liability that surfaces at the worst possible moment. His notes may be as terse and matter-of-fact as he likes, provided they leave that trail behind them. A pull should carry, at a minimum, the date it was taken and the source it came from, so that when a client revises an extract we can see at a glance which of our numbers were built on the older version and need to be run again.</w:t>
       </w:r>
     </w:p>
     <w:p>
       <w:r>
-        <w:t>Operations will set up his systems, email, and expenses in the first day or two, and his desk is on the analyst floor with the rest of Advisory. The opening week is for reading into a representative set of our recent engagements, so that he comes to his first request already knowing the kind of question we get and the way we frame an answer. He is welcome to sit in on a working session or two in these early weeks; it will tell him more about how we operate than the files alone will. He should also introduce himself to the teams whose requests he will be picking up, since a research note is easier to aim well when its author has some sense of who asked for it and why.</w:t>
+        <w:t>John Vasquez reports to Jason Torres, Principal, who will hand him his first extracts, tell him which questions the analysis is meant to serve, and check his working until the house conventions are habit. Where a pull raises a question he cannot resolve from the data in front of him, that question goes to Jason Torres and not into a guess dressed up as a figure.</w:t>
       </w:r>
     </w:p>
     <w:p>
       <w:r>
-        <w:t>A word on the standard we hold research to here. When the evidence for a claim is thin, he should say so plainly and set out what the sources do and do not establish. A finding the data only half-supports should read that way on the page. He has that instinct already, from what we have seen of his work, and we want him to keep it as the requests start to move faster. If a question comes up in the early going that no one on his teams can answer, my door is open in these first weeks.</w:t>
-      </w:r>
-    </w:p>
-    <w:p>
-      <w:r>
-        <w:t>Julie Ramsey, Managing Principal</w:t>
+        <w:t>For the first weeks the object is orientation: learning where the firm's data comes from, which extracts are trustworthy and which need handling with care, and how a reproducible analysis is assembled and stored here. His access and workspace are in place. His first task, which Jason Torres will hand him this week, is to take up a live data pull on an engagement already underway, so that the conventions are learned against real material and not in the abstract. I would ask him, as he already tends to do, to keep a short running log of what he has pulled and from where, since that log is often the quickest way for a manager to see how far along the analysis really is.</w:t>
       </w:r>
     </w:p>
     <w:sectPr>
